--- a/docs/Manual_Cliente_Painel_Integracao_Notas_Fiscais.docx
+++ b/docs/Manual_Cliente_Painel_Integracao_Notas_Fiscais.docx
@@ -569,7 +569,7 @@
         <w:pStyle w:val="ListBullet"/>
       </w:pPr>
       <w:r>
-        <w:t>Atualização de estoque a partir de 21/09/2025 (conforme perfil vigente);</w:t>
+        <w:t>Atualização de estoque nos últimos 31 dias (janela móvel a partir de hoje);</w:t>
       </w:r>
     </w:p>
     <w:p>
